--- a/Relatorio CoCADa.docx
+++ b/Relatorio CoCADa.docx
@@ -244,13 +244,7 @@
         <w:rPr>
           <w:rFonts w:ascii="Cambria" w:hAnsi="Cambria"/>
         </w:rPr>
-        <w:t>a crença de Gary Lineker</w:t>
-      </w:r>
-      <w:r>
-        <w:rPr>
-          <w:rFonts w:ascii="Cambria" w:hAnsi="Cambria"/>
-        </w:rPr>
-        <w:t xml:space="preserve"> a partir da </w:t>
+        <w:t xml:space="preserve">a crença de Gary Lineker a partir da </w:t>
       </w:r>
       <w:r>
         <w:rPr>
@@ -332,23 +326,7 @@
           <w:rFonts w:ascii="Cambria" w:hAnsi="Cambria" w:cs="Calibri"/>
           <w:color w:val="000000" w:themeColor="text1"/>
         </w:rPr>
-        <w:t xml:space="preserve">, partidas, time, vitórias, empates, derrotas, gols pró, gols </w:t>
-      </w:r>
-      <w:proofErr w:type="gramStart"/>
-      <w:r>
-        <w:rPr>
-          <w:rFonts w:ascii="Cambria" w:hAnsi="Cambria" w:cs="Calibri"/>
-          <w:color w:val="000000" w:themeColor="text1"/>
-        </w:rPr>
-        <w:t>contra, diferença</w:t>
-      </w:r>
-      <w:proofErr w:type="gramEnd"/>
-      <w:r>
-        <w:rPr>
-          <w:rFonts w:ascii="Cambria" w:hAnsi="Cambria" w:cs="Calibri"/>
-          <w:color w:val="000000" w:themeColor="text1"/>
-        </w:rPr>
-        <w:t xml:space="preserve"> de gols e </w:t>
+        <w:t xml:space="preserve">, partidas, time, vitórias, empates, derrotas, gols pró, gols contra, diferença de gols e </w:t>
       </w:r>
       <w:r>
         <w:rPr>
@@ -422,25 +400,7 @@
             <w:sz w:val="20"/>
             <w:szCs w:val="20"/>
           </w:rPr>
-          <w:t>https://www.kaggle.com/datasets/iamsouravbanerjee/fifa-football-wor</w:t>
-        </w:r>
-        <w:r>
-          <w:rPr>
-            <w:rStyle w:val="Hyperlink"/>
-            <w:rFonts w:ascii="Cambria" w:hAnsi="Cambria" w:cs="Calibri"/>
-            <w:sz w:val="20"/>
-            <w:szCs w:val="20"/>
-          </w:rPr>
-          <w:t>l</w:t>
-        </w:r>
-        <w:r>
-          <w:rPr>
-            <w:rStyle w:val="Hyperlink"/>
-            <w:rFonts w:ascii="Cambria" w:hAnsi="Cambria" w:cs="Calibri"/>
-            <w:sz w:val="20"/>
-            <w:szCs w:val="20"/>
-          </w:rPr>
-          <w:t>d-cup-dataset/data</w:t>
+          <w:t>https://www.kaggle.com/datasets/iamsouravbanerjee/fifa-football-world-cup-dataset/data</w:t>
         </w:r>
       </w:hyperlink>
     </w:p>
@@ -864,7 +824,6 @@
         <w:t xml:space="preserve"> um desempenho aproximado para os mundiais seguintes. A linguagem utilizada para criação do programa foi o Python e no </w:t>
       </w:r>
       <w:proofErr w:type="spellStart"/>
-      <w:proofErr w:type="gramStart"/>
       <w:r>
         <w:rPr>
           <w:rFonts w:ascii="Cambria" w:hAnsi="Cambria" w:cs="Calibri"/>
@@ -880,7 +839,6 @@
         <w:t>,a</w:t>
       </w:r>
       <w:proofErr w:type="spellEnd"/>
-      <w:proofErr w:type="gramEnd"/>
       <w:r>
         <w:rPr>
           <w:rFonts w:ascii="Cambria" w:hAnsi="Cambria" w:cs="Calibri"/>
@@ -1250,14 +1208,7 @@
           <w:rFonts w:ascii="Cambria" w:hAnsi="Cambria"/>
         </w:rPr>
         <w:lastRenderedPageBreak/>
-        <w:t xml:space="preserve">É interessante perceber que a máquina não prevê nada muito espetacular para Espanha, França e Inglaterra, as seleções tidas como tendo as melhores gerações de jogadores para os próximos 15 anos. Mas, em contrapartida, a sua visão acerca da Itália bate razoavelmente com a dos especialistas e com os resultados recentes da mesma, ambos indicando uma vertiginosa queda e ostracismo da imponente </w:t>
-      </w:r>
-      <w:proofErr w:type="gramStart"/>
-      <w:r>
-        <w:rPr>
-          <w:rFonts w:ascii="Cambria" w:hAnsi="Cambria"/>
-        </w:rPr>
-        <w:t xml:space="preserve">seleção </w:t>
+        <w:t xml:space="preserve">É interessante perceber que a máquina não prevê nada muito espetacular para Espanha, França e Inglaterra, as seleções tidas como tendo as melhores gerações de jogadores para os próximos 15 anos. Mas, em contrapartida, a sua visão acerca da Itália bate razoavelmente com a dos especialistas e com os resultados recentes da mesma, ambos indicando uma vertiginosa queda e ostracismo da imponente seleção </w:t>
       </w:r>
       <w:r>
         <w:rPr>
@@ -1265,7 +1216,6 @@
         </w:rPr>
         <w:t>Azurra</w:t>
       </w:r>
-      <w:proofErr w:type="gramEnd"/>
       <w:r>
         <w:rPr>
           <w:rFonts w:ascii="Cambria" w:hAnsi="Cambria"/>
@@ -1524,7 +1474,13 @@
         <w:rPr>
           <w:rFonts w:ascii="Cambria" w:hAnsi="Cambria"/>
         </w:rPr>
-        <w:t xml:space="preserve"> – Caso 3</w:t>
+        <w:t xml:space="preserve"> - </w:t>
+      </w:r>
+      <w:r>
+        <w:rPr>
+          <w:rFonts w:ascii="Cambria" w:hAnsi="Cambria"/>
+        </w:rPr>
+        <w:t>Caso 3</w:t>
       </w:r>
       <w:r>
         <w:rPr>
@@ -1591,21 +1547,7 @@
         <w:rPr>
           <w:rFonts w:ascii="Cambria" w:hAnsi="Cambria"/>
         </w:rPr>
-        <w:t xml:space="preserve">O modelo prevê corretamente um alto desempenho da seleção brasileira, que veio se comprovar com essa geração batendo 3 finais seguidas de mundial. Esperava uma previsão mais proeminente para Argentina e Alemanha, dado que são as seleções finalistas </w:t>
-      </w:r>
-      <w:proofErr w:type="gramStart"/>
-      <w:r>
-        <w:rPr>
-          <w:rFonts w:ascii="Cambria" w:hAnsi="Cambria"/>
-        </w:rPr>
-        <w:t>da últimas 2 edições</w:t>
-      </w:r>
-      <w:proofErr w:type="gramEnd"/>
-      <w:r>
-        <w:rPr>
-          <w:rFonts w:ascii="Cambria" w:hAnsi="Cambria"/>
-        </w:rPr>
-        <w:t xml:space="preserve"> que esse dataset vai abarcar (1986 e 1990). No entanto, percebe-se a influência da geração do Gary Lineker para as previsões</w:t>
+        <w:t>O modelo prevê corretamente um alto desempenho da seleção brasileira, que veio se comprovar com essa geração batendo 3 finais seguidas de mundial. Esperava uma previsão mais proeminente para Argentina e Alemanha, dado que são as seleções finalistas da últimas 2 edições que esse dataset vai abarcar (1986 e 1990). No entanto, percebe-se a influência da geração do Gary Lineker para as previsões</w:t>
       </w:r>
       <w:r>
         <w:rPr>
@@ -2389,23 +2331,7 @@
           <w:rFonts w:ascii="Cambria" w:hAnsi="Cambria" w:cs="Calibri"/>
           <w:color w:val="000000" w:themeColor="text1"/>
         </w:rPr>
-        <w:t xml:space="preserve"> conhecido como o Desastre de Sarrià. O modelo, em ambos os casos, previu corretamente que o Brasil era melhor, mas como ele vai calcular essas imponderabilidades? A própria Argentina em 2022, que como vimos no Caso 5 o modelo </w:t>
-      </w:r>
-      <w:proofErr w:type="gramStart"/>
-      <w:r>
-        <w:rPr>
-          <w:rFonts w:ascii="Cambria" w:hAnsi="Cambria" w:cs="Calibri"/>
-          <w:color w:val="000000" w:themeColor="text1"/>
-        </w:rPr>
-        <w:t>apontando ela</w:t>
-      </w:r>
-      <w:proofErr w:type="gramEnd"/>
-      <w:r>
-        <w:rPr>
-          <w:rFonts w:ascii="Cambria" w:hAnsi="Cambria" w:cs="Calibri"/>
-          <w:color w:val="000000" w:themeColor="text1"/>
-        </w:rPr>
-        <w:t xml:space="preserve"> como a provável campeã dessa edição, precisou de uma defesa histórica do seu goleiro no último minuto de jogo para alcançar a glória. O modelo esteve </w:t>
+        <w:t xml:space="preserve"> conhecido como o Desastre de Sarrià. O modelo, em ambos os casos, previu corretamente que o Brasil era melhor, mas como ele vai calcular essas imponderabilidades? A própria Argentina em 2022, que como vimos no Caso 5 o modelo apontando ela como a provável campeã dessa edição, precisou de uma defesa histórica do seu goleiro no último minuto de jogo para alcançar a glória. O modelo esteve </w:t>
       </w:r>
       <w:r>
         <w:rPr>
@@ -2530,21 +2456,7 @@
             <w:rStyle w:val="Hyperlink"/>
             <w:rFonts w:ascii="Cambria" w:hAnsi="Cambria" w:cs="Calibri"/>
           </w:rPr>
-          <w:t>https://colab.research.google.com/drive/1YCqDjX66fvmIeA7MmrzFUbGv3LESvfAu?usp=sha</w:t>
-        </w:r>
-        <w:r>
-          <w:rPr>
-            <w:rStyle w:val="Hyperlink"/>
-            <w:rFonts w:ascii="Cambria" w:hAnsi="Cambria" w:cs="Calibri"/>
-          </w:rPr>
-          <w:t>r</w:t>
-        </w:r>
-        <w:r>
-          <w:rPr>
-            <w:rStyle w:val="Hyperlink"/>
-            <w:rFonts w:ascii="Cambria" w:hAnsi="Cambria" w:cs="Calibri"/>
-          </w:rPr>
-          <w:t>ing</w:t>
+          <w:t>https://colab.research.google.com/drive/1YCqDjX66fvmIeA7MmrzFUbGv3LESvfAu?usp=sharing</w:t>
         </w:r>
       </w:hyperlink>
     </w:p>
